--- a/2° Módulo/DS - Desenvolvimento De Sistemas/12.03.2026 (entregar)/Estruturas Simples e Compostas.docx
+++ b/2° Módulo/DS - Desenvolvimento De Sistemas/12.03.2026 (entregar)/Estruturas Simples e Compostas.docx
@@ -510,10 +510,9 @@
                 <w:noProof/>
                 <w:lang w:eastAsia="pt-BR"/>
               </w:rPr>
-              <w:lastRenderedPageBreak/>
               <w:drawing>
-                <wp:inline distT="0" distB="0" distL="0" distR="0" wp14:anchorId="3A0087BB" wp14:editId="4163EFA5">
-                  <wp:extent cx="5400040" cy="7603490"/>
+                <wp:inline distT="0" distB="0" distL="0" distR="0" wp14:anchorId="7753AD2F" wp14:editId="6027E087">
+                  <wp:extent cx="2958194" cy="3908566"/>
                   <wp:effectExtent l="0" t="0" r="0" b="0"/>
                   <wp:docPr id="2" name="Imagem 2"/>
                   <wp:cNvGraphicFramePr>
@@ -535,7 +534,7 @@
                         <pic:spPr>
                           <a:xfrm>
                             <a:off x="0" y="0"/>
-                            <a:ext cx="5400040" cy="7603490"/>
+                            <a:ext cx="2984100" cy="3942795"/>
                           </a:xfrm>
                           <a:prstGeom prst="rect">
                             <a:avLst/>
@@ -602,9 +601,9 @@
                 <w:lang w:eastAsia="pt-BR"/>
               </w:rPr>
               <w:drawing>
-                <wp:inline distT="0" distB="0" distL="0" distR="0" wp14:anchorId="51F9FE40" wp14:editId="7E9BB07E">
-                  <wp:extent cx="5400040" cy="6229350"/>
-                  <wp:effectExtent l="0" t="0" r="0" b="0"/>
+                <wp:inline distT="0" distB="0" distL="0" distR="0" wp14:anchorId="51F9FE40" wp14:editId="66163F6F">
+                  <wp:extent cx="3050886" cy="3519428"/>
+                  <wp:effectExtent l="0" t="0" r="0" b="5080"/>
                   <wp:docPr id="5" name="Imagem 5"/>
                   <wp:cNvGraphicFramePr>
                     <a:graphicFrameLocks xmlns:a="http://schemas.openxmlformats.org/drawingml/2006/main" noChangeAspect="1"/>
@@ -625,7 +624,7 @@
                         <pic:spPr>
                           <a:xfrm>
                             <a:off x="0" y="0"/>
-                            <a:ext cx="5400040" cy="6229350"/>
+                            <a:ext cx="3083646" cy="3557219"/>
                           </a:xfrm>
                           <a:prstGeom prst="rect">
                             <a:avLst/>
@@ -646,31 +645,7 @@
         <w:ind w:left="720"/>
       </w:pPr>
     </w:p>
-    <w:p>
-      <w:pPr>
-        <w:ind w:left="720"/>
-      </w:pPr>
-    </w:p>
-    <w:p>
-      <w:pPr>
-        <w:ind w:left="720"/>
-      </w:pPr>
-    </w:p>
-    <w:p>
-      <w:pPr>
-        <w:ind w:left="720"/>
-      </w:pPr>
-    </w:p>
-    <w:p>
-      <w:pPr>
-        <w:ind w:left="720"/>
-      </w:pPr>
-    </w:p>
-    <w:p>
-      <w:pPr>
-        <w:ind w:left="720"/>
-      </w:pPr>
-    </w:p>
+    <w:p/>
     <w:p>
       <w:pPr>
         <w:numPr>
@@ -679,7 +654,6 @@
         </w:numPr>
       </w:pPr>
       <w:r>
-        <w:lastRenderedPageBreak/>
         <w:t xml:space="preserve">Calcule o </w:t>
       </w:r>
       <w:r>
@@ -715,9 +689,9 @@
                 <w:lang w:eastAsia="pt-BR"/>
               </w:rPr>
               <w:drawing>
-                <wp:inline distT="0" distB="0" distL="0" distR="0" wp14:anchorId="3998B3FD" wp14:editId="5A735407">
-                  <wp:extent cx="4850296" cy="6577330"/>
-                  <wp:effectExtent l="0" t="0" r="7620" b="0"/>
+                <wp:inline distT="0" distB="0" distL="0" distR="0" wp14:anchorId="3998B3FD" wp14:editId="49FC6C47">
+                  <wp:extent cx="2745490" cy="3723070"/>
+                  <wp:effectExtent l="0" t="0" r="0" b="0"/>
                   <wp:docPr id="9" name="Imagem 9"/>
                   <wp:cNvGraphicFramePr>
                     <a:graphicFrameLocks xmlns:a="http://schemas.openxmlformats.org/drawingml/2006/main" noChangeAspect="1"/>
@@ -738,7 +712,7 @@
                         <pic:spPr>
                           <a:xfrm>
                             <a:off x="0" y="0"/>
-                            <a:ext cx="4861898" cy="6593064"/>
+                            <a:ext cx="2770138" cy="3756495"/>
                           </a:xfrm>
                           <a:prstGeom prst="rect">
                             <a:avLst/>
@@ -754,21 +728,7 @@
         </w:tc>
       </w:tr>
     </w:tbl>
-    <w:p>
-      <w:pPr>
-        <w:ind w:left="720"/>
-      </w:pPr>
-    </w:p>
-    <w:p>
-      <w:pPr>
-        <w:ind w:left="720"/>
-      </w:pPr>
-    </w:p>
-    <w:p>
-      <w:pPr>
-        <w:ind w:left="720"/>
-      </w:pPr>
-    </w:p>
+    <w:p/>
     <w:p>
       <w:pPr>
         <w:numPr>
@@ -776,12 +736,134 @@
           <w:numId w:val="1"/>
         </w:numPr>
       </w:pPr>
-      <w:bookmarkStart w:id="0" w:name="_GoBack"/>
       <w:r>
         <w:t xml:space="preserve">Informe se um número está entre 1 e 100. </w:t>
       </w:r>
     </w:p>
-    <w:bookmarkEnd w:id="0"/>
+    <w:tbl>
+      <w:tblPr>
+        <w:tblStyle w:val="Tabelacomgrade"/>
+        <w:tblW w:w="0" w:type="auto"/>
+        <w:tblInd w:w="720" w:type="dxa"/>
+        <w:tblLook w:val="04A0" w:firstRow="1" w:lastRow="0" w:firstColumn="1" w:lastColumn="0" w:noHBand="0" w:noVBand="1"/>
+      </w:tblPr>
+      <w:tblGrid>
+        <w:gridCol w:w="5556"/>
+      </w:tblGrid>
+      <w:tr>
+        <w:tc>
+          <w:tcPr>
+            <w:tcW w:w="5512" w:type="dxa"/>
+          </w:tcPr>
+          <w:p>
+            <w:r>
+              <w:rPr>
+                <w:noProof/>
+                <w:lang w:eastAsia="pt-BR"/>
+              </w:rPr>
+              <w:drawing>
+                <wp:inline distT="0" distB="0" distL="0" distR="0" wp14:anchorId="6B335AE9" wp14:editId="60D854E9">
+                  <wp:extent cx="3385014" cy="2738582"/>
+                  <wp:effectExtent l="0" t="0" r="6350" b="5080"/>
+                  <wp:docPr id="8" name="Imagem 8"/>
+                  <wp:cNvGraphicFramePr>
+                    <a:graphicFrameLocks xmlns:a="http://schemas.openxmlformats.org/drawingml/2006/main" noChangeAspect="1"/>
+                  </wp:cNvGraphicFramePr>
+                  <a:graphic xmlns:a="http://schemas.openxmlformats.org/drawingml/2006/main">
+                    <a:graphicData uri="http://schemas.openxmlformats.org/drawingml/2006/picture">
+                      <pic:pic xmlns:pic="http://schemas.openxmlformats.org/drawingml/2006/picture">
+                        <pic:nvPicPr>
+                          <pic:cNvPr id="1" name=""/>
+                          <pic:cNvPicPr/>
+                        </pic:nvPicPr>
+                        <pic:blipFill>
+                          <a:blip r:embed="rId15"/>
+                          <a:stretch>
+                            <a:fillRect/>
+                          </a:stretch>
+                        </pic:blipFill>
+                        <pic:spPr>
+                          <a:xfrm>
+                            <a:off x="0" y="0"/>
+                            <a:ext cx="3423287" cy="2769546"/>
+                          </a:xfrm>
+                          <a:prstGeom prst="rect">
+                            <a:avLst/>
+                          </a:prstGeom>
+                        </pic:spPr>
+                      </pic:pic>
+                    </a:graphicData>
+                  </a:graphic>
+                </wp:inline>
+              </w:drawing>
+            </w:r>
+          </w:p>
+        </w:tc>
+      </w:tr>
+    </w:tbl>
+    <w:p>
+      <w:pPr>
+        <w:ind w:left="720"/>
+      </w:pPr>
+    </w:p>
+    <w:p>
+      <w:pPr>
+        <w:numPr>
+          <w:ilvl w:val="0"/>
+          <w:numId w:val="1"/>
+        </w:numPr>
+      </w:pPr>
+      <w:r>
+        <w:t xml:space="preserve">Convertendo nota em conceito: ≥ 90 = A, ≥ 80 = B, ≥ 70 = C, &lt; 70 = D. </w:t>
+      </w:r>
+    </w:p>
+    <w:p>
+      <w:pPr>
+        <w:rPr>
+          <w:b/>
+          <w:bCs/>
+        </w:rPr>
+      </w:pPr>
+      <w:r>
+        <w:rPr>
+          <w:b/>
+          <w:bCs/>
+        </w:rPr>
+        <w:t>Encadeadas (</w:t>
+      </w:r>
+      <w:proofErr w:type="spellStart"/>
+      <w:r>
+        <w:rPr>
+          <w:b/>
+          <w:bCs/>
+        </w:rPr>
+        <w:t>if-else</w:t>
+      </w:r>
+      <w:proofErr w:type="spellEnd"/>
+      <w:r>
+        <w:rPr>
+          <w:b/>
+          <w:bCs/>
+        </w:rPr>
+        <w:t xml:space="preserve"> </w:t>
+      </w:r>
+      <w:proofErr w:type="spellStart"/>
+      <w:r>
+        <w:rPr>
+          <w:b/>
+          <w:bCs/>
+        </w:rPr>
+        <w:t>if-else</w:t>
+      </w:r>
+      <w:proofErr w:type="spellEnd"/>
+      <w:r>
+        <w:rPr>
+          <w:b/>
+          <w:bCs/>
+        </w:rPr>
+        <w:t>)</w:t>
+      </w:r>
+    </w:p>
     <w:tbl>
       <w:tblPr>
         <w:tblStyle w:val="Tabelacomgrade"/>
@@ -797,29 +879,97 @@
           <w:tcPr>
             <w:tcW w:w="8494" w:type="dxa"/>
           </w:tcPr>
-          <w:p/>
-          <w:p/>
-          <w:p/>
+          <w:p>
+            <w:r>
+              <w:rPr>
+                <w:noProof/>
+                <w:lang w:eastAsia="pt-BR"/>
+              </w:rPr>
+              <w:drawing>
+                <wp:inline distT="0" distB="0" distL="0" distR="0" wp14:anchorId="17503362" wp14:editId="08AD5D58">
+                  <wp:extent cx="2476730" cy="1803086"/>
+                  <wp:effectExtent l="0" t="0" r="0" b="6985"/>
+                  <wp:docPr id="10" name="Imagem 10"/>
+                  <wp:cNvGraphicFramePr>
+                    <a:graphicFrameLocks xmlns:a="http://schemas.openxmlformats.org/drawingml/2006/main" noChangeAspect="1"/>
+                  </wp:cNvGraphicFramePr>
+                  <a:graphic xmlns:a="http://schemas.openxmlformats.org/drawingml/2006/main">
+                    <a:graphicData uri="http://schemas.openxmlformats.org/drawingml/2006/picture">
+                      <pic:pic xmlns:pic="http://schemas.openxmlformats.org/drawingml/2006/picture">
+                        <pic:nvPicPr>
+                          <pic:cNvPr id="1" name=""/>
+                          <pic:cNvPicPr/>
+                        </pic:nvPicPr>
+                        <pic:blipFill>
+                          <a:blip r:embed="rId16"/>
+                          <a:stretch>
+                            <a:fillRect/>
+                          </a:stretch>
+                        </pic:blipFill>
+                        <pic:spPr>
+                          <a:xfrm flipV="1">
+                            <a:off x="0" y="0"/>
+                            <a:ext cx="2488118" cy="1811376"/>
+                          </a:xfrm>
+                          <a:prstGeom prst="rect">
+                            <a:avLst/>
+                          </a:prstGeom>
+                        </pic:spPr>
+                      </pic:pic>
+                    </a:graphicData>
+                  </a:graphic>
+                </wp:inline>
+              </w:drawing>
+            </w:r>
+          </w:p>
+          <w:p/>
+          <w:p>
+            <w:r>
+              <w:rPr>
+                <w:noProof/>
+                <w:lang w:eastAsia="pt-BR"/>
+              </w:rPr>
+              <w:drawing>
+                <wp:inline distT="0" distB="0" distL="0" distR="0" wp14:anchorId="50671C68" wp14:editId="21331FBB">
+                  <wp:extent cx="2476500" cy="1523060"/>
+                  <wp:effectExtent l="0" t="0" r="0" b="1270"/>
+                  <wp:docPr id="14" name="Imagem 14"/>
+                  <wp:cNvGraphicFramePr>
+                    <a:graphicFrameLocks xmlns:a="http://schemas.openxmlformats.org/drawingml/2006/main" noChangeAspect="1"/>
+                  </wp:cNvGraphicFramePr>
+                  <a:graphic xmlns:a="http://schemas.openxmlformats.org/drawingml/2006/main">
+                    <a:graphicData uri="http://schemas.openxmlformats.org/drawingml/2006/picture">
+                      <pic:pic xmlns:pic="http://schemas.openxmlformats.org/drawingml/2006/picture">
+                        <pic:nvPicPr>
+                          <pic:cNvPr id="1" name=""/>
+                          <pic:cNvPicPr/>
+                        </pic:nvPicPr>
+                        <pic:blipFill>
+                          <a:blip r:embed="rId17"/>
+                          <a:stretch>
+                            <a:fillRect/>
+                          </a:stretch>
+                        </pic:blipFill>
+                        <pic:spPr>
+                          <a:xfrm>
+                            <a:off x="0" y="0"/>
+                            <a:ext cx="2532780" cy="1557672"/>
+                          </a:xfrm>
+                          <a:prstGeom prst="rect">
+                            <a:avLst/>
+                          </a:prstGeom>
+                        </pic:spPr>
+                      </pic:pic>
+                    </a:graphicData>
+                  </a:graphic>
+                </wp:inline>
+              </w:drawing>
+            </w:r>
+          </w:p>
           <w:p/>
         </w:tc>
       </w:tr>
     </w:tbl>
-    <w:p>
-      <w:pPr>
-        <w:ind w:left="720"/>
-      </w:pPr>
-    </w:p>
-    <w:p>
-      <w:pPr>
-        <w:numPr>
-          <w:ilvl w:val="0"/>
-          <w:numId w:val="1"/>
-        </w:numPr>
-      </w:pPr>
-      <w:r>
-        <w:t xml:space="preserve">Convertendo nota em conceito: ≥ 90 = A, ≥ 80 = B, ≥ 70 = C, &lt; 70 = D. </w:t>
-      </w:r>
-    </w:p>
     <w:p>
       <w:pPr>
         <w:rPr>
@@ -827,44 +977,229 @@
           <w:bCs/>
         </w:rPr>
       </w:pPr>
+    </w:p>
+    <w:p>
+      <w:pPr>
+        <w:rPr>
+          <w:highlight w:val="lightGray"/>
+        </w:rPr>
+      </w:pPr>
+      <w:r>
+        <w:rPr>
+          <w:highlight w:val="lightGray"/>
+        </w:rPr>
+        <w:br w:type="page"/>
+      </w:r>
+    </w:p>
+    <w:p>
+      <w:pPr>
+        <w:ind w:left="360"/>
+      </w:pPr>
+      <w:r>
+        <w:lastRenderedPageBreak/>
+        <w:t xml:space="preserve">Leia 3 números e mostre o </w:t>
+      </w:r>
       <w:r>
         <w:rPr>
           <w:b/>
           <w:bCs/>
         </w:rPr>
-        <w:t>Encadeadas (</w:t>
-      </w:r>
-      <w:proofErr w:type="spellStart"/>
+        <w:t>maior</w:t>
+      </w:r>
+      <w:r>
+        <w:t xml:space="preserve"> entre eles. </w:t>
+      </w:r>
+    </w:p>
+    <w:tbl>
+      <w:tblPr>
+        <w:tblStyle w:val="Tabelacomgrade"/>
+        <w:tblW w:w="0" w:type="auto"/>
+        <w:tblInd w:w="720" w:type="dxa"/>
+        <w:tblLook w:val="04A0" w:firstRow="1" w:lastRow="0" w:firstColumn="1" w:lastColumn="0" w:noHBand="0" w:noVBand="1"/>
+      </w:tblPr>
+      <w:tblGrid>
+        <w:gridCol w:w="3816"/>
+      </w:tblGrid>
+      <w:tr>
+        <w:tc>
+          <w:tcPr>
+            <w:tcW w:w="3811" w:type="dxa"/>
+          </w:tcPr>
+          <w:p>
+            <w:r>
+              <w:drawing>
+                <wp:inline distT="0" distB="0" distL="0" distR="0" wp14:anchorId="4259C804" wp14:editId="5C5BF868">
+                  <wp:extent cx="2286512" cy="3258494"/>
+                  <wp:effectExtent l="0" t="0" r="0" b="0"/>
+                  <wp:docPr id="11" name="Imagem 11"/>
+                  <wp:cNvGraphicFramePr>
+                    <a:graphicFrameLocks xmlns:a="http://schemas.openxmlformats.org/drawingml/2006/main" noChangeAspect="1"/>
+                  </wp:cNvGraphicFramePr>
+                  <a:graphic xmlns:a="http://schemas.openxmlformats.org/drawingml/2006/main">
+                    <a:graphicData uri="http://schemas.openxmlformats.org/drawingml/2006/picture">
+                      <pic:pic xmlns:pic="http://schemas.openxmlformats.org/drawingml/2006/picture">
+                        <pic:nvPicPr>
+                          <pic:cNvPr id="1" name=""/>
+                          <pic:cNvPicPr/>
+                        </pic:nvPicPr>
+                        <pic:blipFill>
+                          <a:blip r:embed="rId18"/>
+                          <a:stretch>
+                            <a:fillRect/>
+                          </a:stretch>
+                        </pic:blipFill>
+                        <pic:spPr>
+                          <a:xfrm>
+                            <a:off x="0" y="0"/>
+                            <a:ext cx="2303120" cy="3282162"/>
+                          </a:xfrm>
+                          <a:prstGeom prst="rect">
+                            <a:avLst/>
+                          </a:prstGeom>
+                        </pic:spPr>
+                      </pic:pic>
+                    </a:graphicData>
+                  </a:graphic>
+                </wp:inline>
+              </w:drawing>
+            </w:r>
+          </w:p>
+        </w:tc>
+      </w:tr>
+    </w:tbl>
+    <w:p>
+      <w:pPr>
+        <w:ind w:left="720"/>
+      </w:pPr>
+    </w:p>
+    <w:p>
+      <w:pPr>
+        <w:numPr>
+          <w:ilvl w:val="0"/>
+          <w:numId w:val="2"/>
+        </w:numPr>
+      </w:pPr>
+      <w:r>
+        <w:t xml:space="preserve">Verifique se uma pessoa é </w:t>
+      </w:r>
       <w:r>
         <w:rPr>
           <w:b/>
           <w:bCs/>
         </w:rPr>
-        <w:t>if-else</w:t>
-      </w:r>
-      <w:proofErr w:type="spellEnd"/>
+        <w:t>menor de idade</w:t>
+      </w:r>
+      <w:r>
+        <w:t xml:space="preserve">, </w:t>
+      </w:r>
       <w:r>
         <w:rPr>
           <w:b/>
           <w:bCs/>
         </w:rPr>
-        <w:t xml:space="preserve"> </w:t>
-      </w:r>
-      <w:proofErr w:type="spellStart"/>
+        <w:t>adulto</w:t>
+      </w:r>
+      <w:r>
+        <w:t xml:space="preserve"> ou </w:t>
+      </w:r>
       <w:r>
         <w:rPr>
           <w:b/>
           <w:bCs/>
         </w:rPr>
-        <w:t>if-else</w:t>
-      </w:r>
-      <w:proofErr w:type="spellEnd"/>
-      <w:r>
-        <w:rPr>
-          <w:b/>
-          <w:bCs/>
-        </w:rPr>
-        <w:t>)</w:t>
+        <w:t>idoso</w:t>
+      </w:r>
+      <w:r>
+        <w:t xml:space="preserve">. </w:t>
+      </w:r>
+    </w:p>
+    <w:tbl>
+      <w:tblPr>
+        <w:tblStyle w:val="Tabelacomgrade"/>
+        <w:tblW w:w="0" w:type="auto"/>
+        <w:tblInd w:w="720" w:type="dxa"/>
+        <w:tblLook w:val="04A0" w:firstRow="1" w:lastRow="0" w:firstColumn="1" w:lastColumn="0" w:noHBand="0" w:noVBand="1"/>
+      </w:tblPr>
+      <w:tblGrid>
+        <w:gridCol w:w="4386"/>
+      </w:tblGrid>
+      <w:tr>
+        <w:tc>
+          <w:tcPr>
+            <w:tcW w:w="4237" w:type="dxa"/>
+          </w:tcPr>
+          <w:p>
+            <w:r>
+              <w:drawing>
+                <wp:inline distT="0" distB="0" distL="0" distR="0" wp14:anchorId="18D04256" wp14:editId="2C1B8186">
+                  <wp:extent cx="2647614" cy="3154160"/>
+                  <wp:effectExtent l="0" t="0" r="635" b="8255"/>
+                  <wp:docPr id="12" name="Imagem 12"/>
+                  <wp:cNvGraphicFramePr>
+                    <a:graphicFrameLocks xmlns:a="http://schemas.openxmlformats.org/drawingml/2006/main" noChangeAspect="1"/>
+                  </wp:cNvGraphicFramePr>
+                  <a:graphic xmlns:a="http://schemas.openxmlformats.org/drawingml/2006/main">
+                    <a:graphicData uri="http://schemas.openxmlformats.org/drawingml/2006/picture">
+                      <pic:pic xmlns:pic="http://schemas.openxmlformats.org/drawingml/2006/picture">
+                        <pic:nvPicPr>
+                          <pic:cNvPr id="1" name=""/>
+                          <pic:cNvPicPr/>
+                        </pic:nvPicPr>
+                        <pic:blipFill>
+                          <a:blip r:embed="rId19"/>
+                          <a:stretch>
+                            <a:fillRect/>
+                          </a:stretch>
+                        </pic:blipFill>
+                        <pic:spPr>
+                          <a:xfrm>
+                            <a:off x="0" y="0"/>
+                            <a:ext cx="2656580" cy="3164841"/>
+                          </a:xfrm>
+                          <a:prstGeom prst="rect">
+                            <a:avLst/>
+                          </a:prstGeom>
+                        </pic:spPr>
+                      </pic:pic>
+                    </a:graphicData>
+                  </a:graphic>
+                </wp:inline>
+              </w:drawing>
+            </w:r>
+          </w:p>
+        </w:tc>
+      </w:tr>
+    </w:tbl>
+    <w:p>
+      <w:pPr>
+        <w:ind w:left="720"/>
+      </w:pPr>
+    </w:p>
+    <w:p>
+      <w:pPr>
+        <w:ind w:left="720"/>
+      </w:pPr>
+    </w:p>
+    <w:p>
+      <w:pPr>
+        <w:ind w:left="720"/>
+      </w:pPr>
+    </w:p>
+    <w:p>
+      <w:r>
+        <w:br w:type="page"/>
+      </w:r>
+    </w:p>
+    <w:p>
+      <w:pPr>
+        <w:numPr>
+          <w:ilvl w:val="0"/>
+          <w:numId w:val="2"/>
+        </w:numPr>
+      </w:pPr>
+      <w:r>
+        <w:lastRenderedPageBreak/>
+        <w:t xml:space="preserve">Informe o dia da semana pelo número (1=Domingo, …, 7=Sábado). </w:t>
       </w:r>
     </w:p>
     <w:tbl>
@@ -882,43 +1217,74 @@
           <w:tcPr>
             <w:tcW w:w="8494" w:type="dxa"/>
           </w:tcPr>
-          <w:p/>
-          <w:p/>
-          <w:p/>
-          <w:p/>
-          <w:p/>
-          <w:p/>
-          <w:p/>
+          <w:p>
+            <w:r>
+              <w:drawing>
+                <wp:inline distT="0" distB="0" distL="0" distR="0" wp14:anchorId="0F2C560D" wp14:editId="353700F5">
+                  <wp:extent cx="4849091" cy="1970656"/>
+                  <wp:effectExtent l="0" t="0" r="8890" b="0"/>
+                  <wp:docPr id="13" name="Imagem 13"/>
+                  <wp:cNvGraphicFramePr>
+                    <a:graphicFrameLocks xmlns:a="http://schemas.openxmlformats.org/drawingml/2006/main" noChangeAspect="1"/>
+                  </wp:cNvGraphicFramePr>
+                  <a:graphic xmlns:a="http://schemas.openxmlformats.org/drawingml/2006/main">
+                    <a:graphicData uri="http://schemas.openxmlformats.org/drawingml/2006/picture">
+                      <pic:pic xmlns:pic="http://schemas.openxmlformats.org/drawingml/2006/picture">
+                        <pic:nvPicPr>
+                          <pic:cNvPr id="1" name=""/>
+                          <pic:cNvPicPr/>
+                        </pic:nvPicPr>
+                        <pic:blipFill>
+                          <a:blip r:embed="rId20"/>
+                          <a:stretch>
+                            <a:fillRect/>
+                          </a:stretch>
+                        </pic:blipFill>
+                        <pic:spPr>
+                          <a:xfrm>
+                            <a:off x="0" y="0"/>
+                            <a:ext cx="4884342" cy="1984982"/>
+                          </a:xfrm>
+                          <a:prstGeom prst="rect">
+                            <a:avLst/>
+                          </a:prstGeom>
+                        </pic:spPr>
+                      </pic:pic>
+                    </a:graphicData>
+                  </a:graphic>
+                </wp:inline>
+              </w:drawing>
+            </w:r>
+          </w:p>
         </w:tc>
+        <w:bookmarkStart w:id="0" w:name="_GoBack"/>
+        <w:bookmarkEnd w:id="0"/>
       </w:tr>
     </w:tbl>
     <w:p>
       <w:pPr>
+        <w:ind w:left="720"/>
+      </w:pPr>
+    </w:p>
+    <w:p>
+      <w:pPr>
+        <w:numPr>
+          <w:ilvl w:val="0"/>
+          <w:numId w:val="2"/>
+        </w:numPr>
+      </w:pPr>
+      <w:r>
+        <w:t xml:space="preserve">Classifique a </w:t>
+      </w:r>
+      <w:r>
         <w:rPr>
           <w:b/>
           <w:bCs/>
         </w:rPr>
-      </w:pPr>
-    </w:p>
-    <w:p>
-      <w:pPr>
-        <w:numPr>
-          <w:ilvl w:val="0"/>
-          <w:numId w:val="2"/>
-        </w:numPr>
-      </w:pPr>
-      <w:r>
-        <w:t xml:space="preserve">Leia 3 números e mostre o </w:t>
-      </w:r>
-      <w:r>
-        <w:rPr>
-          <w:b/>
-          <w:bCs/>
-        </w:rPr>
-        <w:t>maior</w:t>
-      </w:r>
-      <w:r>
-        <w:t xml:space="preserve"> entre eles. </w:t>
+        <w:t>faixa de IMC</w:t>
+      </w:r>
+      <w:r>
+        <w:t xml:space="preserve"> em baixo peso, normal, sobrepeso ou obesidade. </w:t>
       </w:r>
     </w:p>
     <w:tbl>
@@ -959,37 +1325,7 @@
         </w:numPr>
       </w:pPr>
       <w:r>
-        <w:t xml:space="preserve">Verifique se uma pessoa é </w:t>
-      </w:r>
-      <w:r>
-        <w:rPr>
-          <w:b/>
-          <w:bCs/>
-        </w:rPr>
-        <w:t>menor de idade</w:t>
-      </w:r>
-      <w:r>
-        <w:t xml:space="preserve">, </w:t>
-      </w:r>
-      <w:r>
-        <w:rPr>
-          <w:b/>
-          <w:bCs/>
-        </w:rPr>
-        <w:t>adulto</w:t>
-      </w:r>
-      <w:r>
-        <w:t xml:space="preserve"> ou </w:t>
-      </w:r>
-      <w:r>
-        <w:rPr>
-          <w:b/>
-          <w:bCs/>
-        </w:rPr>
-        <w:t>idoso</w:t>
-      </w:r>
-      <w:r>
-        <w:t xml:space="preserve">. </w:t>
+        <w:t xml:space="preserve">Dado um mês (1–12), imprima o nome do mês. </w:t>
       </w:r>
     </w:p>
     <w:tbl>
@@ -1024,23 +1360,13 @@
     </w:p>
     <w:p>
       <w:pPr>
-        <w:ind w:left="720"/>
-      </w:pPr>
-    </w:p>
-    <w:p>
-      <w:pPr>
-        <w:ind w:left="720"/>
-      </w:pPr>
-    </w:p>
-    <w:p>
-      <w:pPr>
         <w:numPr>
           <w:ilvl w:val="0"/>
           <w:numId w:val="2"/>
         </w:numPr>
       </w:pPr>
       <w:r>
-        <w:t xml:space="preserve">Informe o dia da semana pelo número (1=Domingo, …, 7=Sábado). </w:t>
+        <w:t xml:space="preserve">Leia um número inteiro de 0 a 99 e escreva por extenso. </w:t>
       </w:r>
     </w:p>
     <w:tbl>
@@ -1081,18 +1407,7 @@
         </w:numPr>
       </w:pPr>
       <w:r>
-        <w:lastRenderedPageBreak/>
-        <w:t xml:space="preserve">Classifique a </w:t>
-      </w:r>
-      <w:r>
-        <w:rPr>
-          <w:b/>
-          <w:bCs/>
-        </w:rPr>
-        <w:t>faixa de IMC</w:t>
-      </w:r>
-      <w:r>
-        <w:t xml:space="preserve"> em baixo peso, normal, sobrepeso ou obesidade. </w:t>
+        <w:t xml:space="preserve">Determine se um carácter é letra, número ou símbolo. </w:t>
       </w:r>
     </w:p>
     <w:tbl>
@@ -1133,7 +1448,17 @@
         </w:numPr>
       </w:pPr>
       <w:r>
-        <w:t xml:space="preserve">Dado um mês (1–12), imprima o nome do mês. </w:t>
+        <w:t xml:space="preserve">Verifique se um triângulo é </w:t>
+      </w:r>
+      <w:r>
+        <w:rPr>
+          <w:b/>
+          <w:bCs/>
+        </w:rPr>
+        <w:t>equilátero, isósceles ou escaleno</w:t>
+      </w:r>
+      <w:r>
+        <w:t xml:space="preserve"> pelos lados. </w:t>
       </w:r>
     </w:p>
     <w:tbl>
@@ -1174,7 +1499,17 @@
         </w:numPr>
       </w:pPr>
       <w:r>
-        <w:t xml:space="preserve">Leia um número inteiro de 0 a 99 e escreva por extenso. </w:t>
+        <w:t xml:space="preserve">Peça dois números e </w:t>
+      </w:r>
+      <w:r>
+        <w:rPr>
+          <w:b/>
+          <w:bCs/>
+        </w:rPr>
+        <w:t>realize uma operação</w:t>
+      </w:r>
+      <w:r>
+        <w:t xml:space="preserve"> (+ - * /) com base em entrada do usuário. </w:t>
       </w:r>
     </w:p>
     <w:tbl>
@@ -1215,7 +1550,17 @@
         </w:numPr>
       </w:pPr>
       <w:r>
-        <w:t xml:space="preserve">Determine se um carácter é letra, número ou símbolo. </w:t>
+        <w:t xml:space="preserve">Programa que calcula a </w:t>
+      </w:r>
+      <w:r>
+        <w:rPr>
+          <w:b/>
+          <w:bCs/>
+        </w:rPr>
+        <w:t>passagem de faixa etária</w:t>
+      </w:r>
+      <w:r>
+        <w:t xml:space="preserve"> (criança, jovem, adulto, idoso). </w:t>
       </w:r>
     </w:p>
     <w:tbl>
@@ -1250,23 +1595,28 @@
     </w:p>
     <w:p>
       <w:pPr>
-        <w:numPr>
-          <w:ilvl w:val="0"/>
-          <w:numId w:val="2"/>
-        </w:numPr>
-      </w:pPr>
-      <w:r>
-        <w:t xml:space="preserve">Verifique se um triângulo é </w:t>
-      </w:r>
-      <w:r>
         <w:rPr>
           <w:b/>
           <w:bCs/>
         </w:rPr>
-        <w:t>equilátero, isósceles ou escaleno</w:t>
-      </w:r>
-      <w:r>
-        <w:t xml:space="preserve"> pelos lados. </w:t>
+      </w:pPr>
+      <w:r>
+        <w:rPr>
+          <w:b/>
+          <w:bCs/>
+        </w:rPr>
+        <w:t>Exercícios com Condições Lógicas Compostas</w:t>
+      </w:r>
+    </w:p>
+    <w:p>
+      <w:pPr>
+        <w:numPr>
+          <w:ilvl w:val="0"/>
+          <w:numId w:val="3"/>
+        </w:numPr>
+      </w:pPr>
+      <w:r>
+        <w:t xml:space="preserve">Verifique se um número está entre 10 e 50 (&amp;&amp;). </w:t>
       </w:r>
     </w:p>
     <w:tbl>
@@ -1303,21 +1653,19 @@
       <w:pPr>
         <w:numPr>
           <w:ilvl w:val="0"/>
-          <w:numId w:val="2"/>
+          <w:numId w:val="3"/>
         </w:numPr>
       </w:pPr>
       <w:r>
-        <w:t xml:space="preserve">Peça dois números e </w:t>
-      </w:r>
-      <w:r>
-        <w:rPr>
-          <w:b/>
-          <w:bCs/>
-        </w:rPr>
-        <w:t>realize uma operação</w:t>
-      </w:r>
-      <w:r>
-        <w:t xml:space="preserve"> (+ - * /) com base em entrada do usuário. </w:t>
+        <w:t>Dado um salário, aplique imposto em diferentes faixas (</w:t>
+      </w:r>
+      <w:proofErr w:type="spellStart"/>
+      <w:r>
+        <w:t>ex</w:t>
+      </w:r>
+      <w:proofErr w:type="spellEnd"/>
+      <w:r>
+        <w:t xml:space="preserve">: ≤ 2000 – isento; ≤ 3000 – 10%; &gt;3000 – 15%). </w:t>
       </w:r>
     </w:p>
     <w:tbl>
@@ -1354,21 +1702,21 @@
       <w:pPr>
         <w:numPr>
           <w:ilvl w:val="0"/>
-          <w:numId w:val="2"/>
+          <w:numId w:val="3"/>
         </w:numPr>
       </w:pPr>
       <w:r>
-        <w:t xml:space="preserve">Programa que calcula a </w:t>
+        <w:t xml:space="preserve">Leia um caractere e indique se ele é </w:t>
       </w:r>
       <w:r>
         <w:rPr>
           <w:b/>
           <w:bCs/>
         </w:rPr>
-        <w:t>passagem de faixa etária</w:t>
-      </w:r>
-      <w:r>
-        <w:t xml:space="preserve"> (criança, jovem, adulto, idoso). </w:t>
+        <w:t>vogal ou consoante</w:t>
+      </w:r>
+      <w:r>
+        <w:t xml:space="preserve">. </w:t>
       </w:r>
     </w:p>
     <w:tbl>
@@ -1403,28 +1751,55 @@
     </w:p>
     <w:p>
       <w:pPr>
+        <w:numPr>
+          <w:ilvl w:val="0"/>
+          <w:numId w:val="3"/>
+        </w:numPr>
+      </w:pPr>
+      <w:r>
+        <w:t xml:space="preserve">Dado um número do mês, informe se é </w:t>
+      </w:r>
+      <w:r>
         <w:rPr>
           <w:b/>
           <w:bCs/>
         </w:rPr>
-      </w:pPr>
+        <w:t>mês de férias (</w:t>
+      </w:r>
+      <w:proofErr w:type="spellStart"/>
       <w:r>
         <w:rPr>
           <w:b/>
           <w:bCs/>
         </w:rPr>
-        <w:t>Exercícios com Condições Lógicas Compostas</w:t>
-      </w:r>
-    </w:p>
-    <w:p>
-      <w:pPr>
-        <w:numPr>
-          <w:ilvl w:val="0"/>
-          <w:numId w:val="3"/>
-        </w:numPr>
-      </w:pPr>
-      <w:r>
-        <w:t xml:space="preserve">Verifique se um número está entre 10 e 50 (&amp;&amp;). </w:t>
+        <w:t>jan</w:t>
+      </w:r>
+      <w:proofErr w:type="spellEnd"/>
+      <w:r>
+        <w:rPr>
+          <w:b/>
+          <w:bCs/>
+        </w:rPr>
+        <w:t xml:space="preserve"> + </w:t>
+      </w:r>
+      <w:proofErr w:type="spellStart"/>
+      <w:r>
+        <w:rPr>
+          <w:b/>
+          <w:bCs/>
+        </w:rPr>
+        <w:t>jul</w:t>
+      </w:r>
+      <w:proofErr w:type="spellEnd"/>
+      <w:r>
+        <w:rPr>
+          <w:b/>
+          <w:bCs/>
+        </w:rPr>
+        <w:t xml:space="preserve"> + dez)</w:t>
+      </w:r>
+      <w:r>
+        <w:t xml:space="preserve"> ou não. </w:t>
       </w:r>
     </w:p>
     <w:tbl>
@@ -1465,15 +1840,15 @@
         </w:numPr>
       </w:pPr>
       <w:r>
-        <w:t>Dado um salário, aplique imposto em diferentes faixas (</w:t>
+        <w:t>Solicite idade e carteira de habilitação (</w:t>
       </w:r>
       <w:proofErr w:type="spellStart"/>
       <w:r>
-        <w:t>ex</w:t>
+        <w:t>boolean</w:t>
       </w:r>
       <w:proofErr w:type="spellEnd"/>
       <w:r>
-        <w:t xml:space="preserve">: ≤ 2000 – isento; ≤ 3000 – 10%; &gt;3000 – 15%). </w:t>
+        <w:t xml:space="preserve">) para permitir ou negar dirigir. </w:t>
       </w:r>
     </w:p>
     <w:tbl>
@@ -1506,192 +1881,9 @@
         <w:ind w:left="720"/>
       </w:pPr>
     </w:p>
-    <w:p>
-      <w:pPr>
-        <w:numPr>
-          <w:ilvl w:val="0"/>
-          <w:numId w:val="3"/>
-        </w:numPr>
-      </w:pPr>
-      <w:r>
-        <w:t xml:space="preserve">Leia um caractere e indique se ele é </w:t>
-      </w:r>
-      <w:r>
-        <w:rPr>
-          <w:b/>
-          <w:bCs/>
-        </w:rPr>
-        <w:t>vogal ou consoante</w:t>
-      </w:r>
-      <w:r>
-        <w:t xml:space="preserve">. </w:t>
-      </w:r>
-    </w:p>
-    <w:tbl>
-      <w:tblPr>
-        <w:tblStyle w:val="Tabelacomgrade"/>
-        <w:tblW w:w="0" w:type="auto"/>
-        <w:tblInd w:w="720" w:type="dxa"/>
-        <w:tblLook w:val="04A0" w:firstRow="1" w:lastRow="0" w:firstColumn="1" w:lastColumn="0" w:noHBand="0" w:noVBand="1"/>
-      </w:tblPr>
-      <w:tblGrid>
-        <w:gridCol w:w="7774"/>
-      </w:tblGrid>
-      <w:tr>
-        <w:tc>
-          <w:tcPr>
-            <w:tcW w:w="8494" w:type="dxa"/>
-          </w:tcPr>
-          <w:p/>
-          <w:p/>
-          <w:p/>
-          <w:p/>
-          <w:p/>
-          <w:p/>
-          <w:p/>
-        </w:tc>
-      </w:tr>
-    </w:tbl>
-    <w:p>
-      <w:pPr>
-        <w:ind w:left="720"/>
-      </w:pPr>
-    </w:p>
-    <w:p>
-      <w:pPr>
-        <w:numPr>
-          <w:ilvl w:val="0"/>
-          <w:numId w:val="3"/>
-        </w:numPr>
-      </w:pPr>
-      <w:r>
-        <w:t xml:space="preserve">Dado um número do mês, informe se é </w:t>
-      </w:r>
-      <w:r>
-        <w:rPr>
-          <w:b/>
-          <w:bCs/>
-        </w:rPr>
-        <w:t>mês de férias (</w:t>
-      </w:r>
-      <w:proofErr w:type="spellStart"/>
-      <w:r>
-        <w:rPr>
-          <w:b/>
-          <w:bCs/>
-        </w:rPr>
-        <w:t>jan</w:t>
-      </w:r>
-      <w:proofErr w:type="spellEnd"/>
-      <w:r>
-        <w:rPr>
-          <w:b/>
-          <w:bCs/>
-        </w:rPr>
-        <w:t xml:space="preserve"> + </w:t>
-      </w:r>
-      <w:proofErr w:type="spellStart"/>
-      <w:r>
-        <w:rPr>
-          <w:b/>
-          <w:bCs/>
-        </w:rPr>
-        <w:t>jul</w:t>
-      </w:r>
-      <w:proofErr w:type="spellEnd"/>
-      <w:r>
-        <w:rPr>
-          <w:b/>
-          <w:bCs/>
-        </w:rPr>
-        <w:t xml:space="preserve"> + dez)</w:t>
-      </w:r>
-      <w:r>
-        <w:t xml:space="preserve"> ou não. </w:t>
-      </w:r>
-    </w:p>
-    <w:tbl>
-      <w:tblPr>
-        <w:tblStyle w:val="Tabelacomgrade"/>
-        <w:tblW w:w="0" w:type="auto"/>
-        <w:tblInd w:w="720" w:type="dxa"/>
-        <w:tblLook w:val="04A0" w:firstRow="1" w:lastRow="0" w:firstColumn="1" w:lastColumn="0" w:noHBand="0" w:noVBand="1"/>
-      </w:tblPr>
-      <w:tblGrid>
-        <w:gridCol w:w="7774"/>
-      </w:tblGrid>
-      <w:tr>
-        <w:tc>
-          <w:tcPr>
-            <w:tcW w:w="8494" w:type="dxa"/>
-          </w:tcPr>
-          <w:p/>
-          <w:p/>
-          <w:p/>
-          <w:p/>
-          <w:p/>
-          <w:p/>
-          <w:p/>
-        </w:tc>
-      </w:tr>
-    </w:tbl>
-    <w:p>
-      <w:pPr>
-        <w:ind w:left="720"/>
-      </w:pPr>
-    </w:p>
-    <w:p>
-      <w:pPr>
-        <w:numPr>
-          <w:ilvl w:val="0"/>
-          <w:numId w:val="3"/>
-        </w:numPr>
-      </w:pPr>
-      <w:r>
-        <w:t>Solicite idade e carteira de habilitação (</w:t>
-      </w:r>
-      <w:proofErr w:type="spellStart"/>
-      <w:r>
-        <w:t>boolean</w:t>
-      </w:r>
-      <w:proofErr w:type="spellEnd"/>
-      <w:r>
-        <w:t xml:space="preserve">) para permitir ou negar dirigir. </w:t>
-      </w:r>
-    </w:p>
-    <w:tbl>
-      <w:tblPr>
-        <w:tblStyle w:val="Tabelacomgrade"/>
-        <w:tblW w:w="0" w:type="auto"/>
-        <w:tblInd w:w="720" w:type="dxa"/>
-        <w:tblLook w:val="04A0" w:firstRow="1" w:lastRow="0" w:firstColumn="1" w:lastColumn="0" w:noHBand="0" w:noVBand="1"/>
-      </w:tblPr>
-      <w:tblGrid>
-        <w:gridCol w:w="7774"/>
-      </w:tblGrid>
-      <w:tr>
-        <w:tc>
-          <w:tcPr>
-            <w:tcW w:w="8494" w:type="dxa"/>
-          </w:tcPr>
-          <w:p/>
-          <w:p/>
-          <w:p/>
-          <w:p/>
-          <w:p/>
-          <w:p/>
-          <w:p/>
-        </w:tc>
-      </w:tr>
-    </w:tbl>
-    <w:p>
-      <w:pPr>
-        <w:ind w:left="720"/>
-      </w:pPr>
-    </w:p>
     <w:p/>
     <w:sectPr>
-      <w:headerReference w:type="default" r:id="rId15"/>
+      <w:headerReference w:type="default" r:id="rId21"/>
       <w:pgSz w:w="11906" w:h="16838"/>
       <w:pgMar w:top="1417" w:right="1701" w:bottom="1417" w:left="1701" w:header="708" w:footer="708" w:gutter="0"/>
       <w:cols w:space="708"/>

--- a/2° Módulo/DS - Desenvolvimento De Sistemas/12.03.2026 (entregar)/Estruturas Simples e Compostas.docx
+++ b/2° Módulo/DS - Desenvolvimento De Sistemas/12.03.2026 (entregar)/Estruturas Simples e Compostas.docx
@@ -1027,6 +1027,10 @@
           </w:tcPr>
           <w:p>
             <w:r>
+              <w:rPr>
+                <w:noProof/>
+                <w:lang w:eastAsia="pt-BR"/>
+              </w:rPr>
               <w:drawing>
                 <wp:inline distT="0" distB="0" distL="0" distR="0" wp14:anchorId="4259C804" wp14:editId="5C5BF868">
                   <wp:extent cx="2286512" cy="3258494"/>
@@ -1130,6 +1134,10 @@
           </w:tcPr>
           <w:p>
             <w:r>
+              <w:rPr>
+                <w:noProof/>
+                <w:lang w:eastAsia="pt-BR"/>
+              </w:rPr>
               <w:drawing>
                 <wp:inline distT="0" distB="0" distL="0" distR="0" wp14:anchorId="18D04256" wp14:editId="2C1B8186">
                   <wp:extent cx="2647614" cy="3154160"/>
@@ -1219,6 +1227,10 @@
           </w:tcPr>
           <w:p>
             <w:r>
+              <w:rPr>
+                <w:noProof/>
+                <w:lang w:eastAsia="pt-BR"/>
+              </w:rPr>
               <w:drawing>
                 <wp:inline distT="0" distB="0" distL="0" distR="0" wp14:anchorId="0F2C560D" wp14:editId="353700F5">
                   <wp:extent cx="4849091" cy="1970656"/>
@@ -1257,8 +1269,6 @@
             </w:r>
           </w:p>
         </w:tc>
-        <w:bookmarkStart w:id="0" w:name="_GoBack"/>
-        <w:bookmarkEnd w:id="0"/>
       </w:tr>
     </w:tbl>
     <w:p>
@@ -1302,13 +1312,45 @@
           <w:tcPr>
             <w:tcW w:w="8494" w:type="dxa"/>
           </w:tcPr>
-          <w:p/>
-          <w:p/>
-          <w:p/>
-          <w:p/>
-          <w:p/>
-          <w:p/>
-          <w:p/>
+          <w:p>
+            <w:r>
+              <w:drawing>
+                <wp:inline distT="0" distB="0" distL="0" distR="0" wp14:anchorId="06EAEAAF" wp14:editId="44388BC7">
+                  <wp:extent cx="4848860" cy="3037840"/>
+                  <wp:effectExtent l="0" t="0" r="8890" b="0"/>
+                  <wp:docPr id="15" name="Imagem 15"/>
+                  <wp:cNvGraphicFramePr>
+                    <a:graphicFrameLocks xmlns:a="http://schemas.openxmlformats.org/drawingml/2006/main" noChangeAspect="1"/>
+                  </wp:cNvGraphicFramePr>
+                  <a:graphic xmlns:a="http://schemas.openxmlformats.org/drawingml/2006/main">
+                    <a:graphicData uri="http://schemas.openxmlformats.org/drawingml/2006/picture">
+                      <pic:pic xmlns:pic="http://schemas.openxmlformats.org/drawingml/2006/picture">
+                        <pic:nvPicPr>
+                          <pic:cNvPr id="1" name=""/>
+                          <pic:cNvPicPr/>
+                        </pic:nvPicPr>
+                        <pic:blipFill>
+                          <a:blip r:embed="rId21"/>
+                          <a:stretch>
+                            <a:fillRect/>
+                          </a:stretch>
+                        </pic:blipFill>
+                        <pic:spPr>
+                          <a:xfrm>
+                            <a:off x="0" y="0"/>
+                            <a:ext cx="4854895" cy="3041621"/>
+                          </a:xfrm>
+                          <a:prstGeom prst="rect">
+                            <a:avLst/>
+                          </a:prstGeom>
+                        </pic:spPr>
+                      </pic:pic>
+                    </a:graphicData>
+                  </a:graphic>
+                </wp:inline>
+              </w:drawing>
+            </w:r>
+          </w:p>
         </w:tc>
       </w:tr>
     </w:tbl>
@@ -1343,7 +1385,10 @@
           <w:tcPr>
             <w:tcW w:w="8494" w:type="dxa"/>
           </w:tcPr>
-          <w:p/>
+          <w:p>
+            <w:bookmarkStart w:id="0" w:name="_GoBack"/>
+            <w:bookmarkEnd w:id="0"/>
+          </w:p>
           <w:p/>
           <w:p/>
           <w:p/>
@@ -1840,6 +1885,7 @@
         </w:numPr>
       </w:pPr>
       <w:r>
+        <w:lastRenderedPageBreak/>
         <w:t>Solicite idade e carteira de habilitação (</w:t>
       </w:r>
       <w:proofErr w:type="spellStart"/>
@@ -1883,7 +1929,7 @@
     </w:p>
     <w:p/>
     <w:sectPr>
-      <w:headerReference w:type="default" r:id="rId21"/>
+      <w:headerReference w:type="default" r:id="rId22"/>
       <w:pgSz w:w="11906" w:h="16838"/>
       <w:pgMar w:top="1417" w:right="1701" w:bottom="1417" w:left="1701" w:header="708" w:footer="708" w:gutter="0"/>
       <w:cols w:space="708"/>
